--- a/Electrical/Level 2 - 2365/4 - lessonFour/WriteUp/4 – lesson four (2365).docx
+++ b/Electrical/Level 2 - 2365/4 - lessonFour/WriteUp/4 – lesson four (2365).docx
@@ -91,12 +91,12 @@
           <wp:inline distB="114300" distT="114300" distL="114300" distR="114300">
             <wp:extent cx="5731200" cy="3225800"/>
             <wp:effectExtent b="25400" l="25400" r="25400" t="25400"/>
-            <wp:docPr id="1" name="image1.png"/>
+            <wp:docPr id="1" name="image2.png"/>
             <a:graphic>
               <a:graphicData uri="http://schemas.openxmlformats.org/drawingml/2006/picture">
                 <pic:pic>
                   <pic:nvPicPr>
-                    <pic:cNvPr id="0" name="image1.png"/>
+                    <pic:cNvPr id="0" name="image2.png"/>
                     <pic:cNvPicPr preferRelativeResize="0"/>
                   </pic:nvPicPr>
                   <pic:blipFill>
@@ -316,12 +316,12 @@
           <wp:inline distB="114300" distT="114300" distL="114300" distR="114300">
             <wp:extent cx="5731200" cy="2286000"/>
             <wp:effectExtent b="0" l="0" r="0" t="0"/>
-            <wp:docPr id="2" name="image2.png"/>
+            <wp:docPr id="2" name="image1.png"/>
             <a:graphic>
               <a:graphicData uri="http://schemas.openxmlformats.org/drawingml/2006/picture">
                 <pic:pic>
                   <pic:nvPicPr>
-                    <pic:cNvPr id="0" name="image2.png"/>
+                    <pic:cNvPr id="0" name="image1.png"/>
                     <pic:cNvPicPr preferRelativeResize="0"/>
                   </pic:nvPicPr>
                   <pic:blipFill>
@@ -371,7 +371,7 @@
       <w:rPr>
         <w:rtl w:val="0"/>
       </w:rPr>
-      <w:t xml:space="preserve">Isambard W-A - class date: Sunday 1st June 2025 - class four</w:t>
+      <w:t xml:space="preserve">Sunday 1st June 2025 - class four</w:t>
     </w:r>
   </w:p>
 </w:hdr>
@@ -398,11 +398,19 @@
       </w:pPr>
     </w:pPrDefault>
   </w:docDefaults>
+  <w:style w:type="table" w:styleId="TableNormal" w:default="1">
+    <w:name w:val="TableNormal"/>
+    <w:tblPr>
+      <w:tblCellMar>
+        <w:top w:w="100.0" w:type="dxa"/>
+        <w:left w:w="100.0" w:type="dxa"/>
+        <w:bottom w:w="100.0" w:type="dxa"/>
+        <w:right w:w="100.0" w:type="dxa"/>
+      </w:tblCellMar>
+    </w:tblPr>
+  </w:style>
   <w:style w:type="paragraph" w:styleId="Normal" w:default="1">
     <w:name w:val="normal"/>
-  </w:style>
-  <w:style w:type="table" w:styleId="TableNormal" w:default="1">
-    <w:name w:val="TableNormal"/>
   </w:style>
   <w:style w:type="paragraph" w:styleId="Heading1">
     <w:name w:val="heading 1"/>
